--- a/backend/word_templates/工程类/集团外工程/机械租赁/邀请询比/7.供应商资格审核表.docx
+++ b/backend/word_templates/工程类/集团外工程/机械租赁/邀请询比/7.供应商资格审核表.docx
@@ -202,7 +202,7 @@
               <w:rPr>
                 <w:rFonts w:hint="eastAsia" w:ascii="仿宋_GB2312" w:eastAsia="仿宋_GB2312" w:cs="AdobeSongStd-Light"/>
                 <w:b/>
-                <w:color w:val="auto"/>
+                <w:color w:val="0000FF"/>
                 <w:kern w:val="0"/>
                 <w:sz w:val="24"/>
                 <w:highlight w:val="none"/>
@@ -273,7 +273,7 @@
                 <w:rFonts w:hint="eastAsia" w:ascii="仿宋_GB2312" w:eastAsia="仿宋_GB2312" w:cs="AdobeSongStd-Light"/>
                 <w:b w:val="0"/>
                 <w:bCs/>
-                <w:color w:val="auto"/>
+                <w:color w:val="0000FF"/>
                 <w:kern w:val="0"/>
                 <w:sz w:val="24"/>
                 <w:highlight w:val="none"/>
@@ -390,7 +390,7 @@
             <w:r>
               <w:rPr>
                 <w:rFonts w:hint="eastAsia" w:ascii="仿宋_GB2312" w:hAnsi="宋体" w:eastAsia="仿宋_GB2312" w:cs="宋体"/>
-                <w:color w:val="auto"/>
+                <w:color w:val="0000FF"/>
                 <w:kern w:val="0"/>
                 <w:sz w:val="24"/>
                 <w:highlight w:val="none"/>
@@ -494,7 +494,7 @@
               <w:jc w:val="center"/>
               <w:rPr>
                 <w:rFonts w:hint="default" w:ascii="仿宋_GB2312" w:hAnsi="宋体" w:eastAsia="仿宋_GB2312" w:cs="宋体"/>
-                <w:color w:val="auto"/>
+                <w:color w:val="0000FF"/>
                 <w:kern w:val="0"/>
                 <w:sz w:val="24"/>
                 <w:highlight w:val="none"/>
@@ -504,7 +504,7 @@
             <w:r>
               <w:rPr>
                 <w:rFonts w:hint="eastAsia" w:ascii="仿宋_GB2312" w:hAnsi="宋体" w:eastAsia="仿宋_GB2312" w:cs="宋体"/>
-                <w:color w:val="auto"/>
+                <w:color w:val="0000FF"/>
                 <w:kern w:val="0"/>
                 <w:sz w:val="24"/>
                 <w:highlight w:val="none"/>
@@ -529,7 +529,7 @@
               <w:jc w:val="center"/>
               <w:rPr>
                 <w:rFonts w:hint="default" w:ascii="仿宋_GB2312" w:hAnsi="宋体" w:eastAsia="仿宋_GB2312" w:cs="宋体"/>
-                <w:color w:val="auto"/>
+                <w:color w:val="0000FF"/>
                 <w:kern w:val="0"/>
                 <w:sz w:val="24"/>
                 <w:highlight w:val="none"/>
@@ -539,7 +539,7 @@
             <w:r>
               <w:rPr>
                 <w:rFonts w:hint="eastAsia" w:ascii="仿宋_GB2312" w:hAnsi="宋体" w:eastAsia="仿宋_GB2312" w:cs="宋体"/>
-                <w:color w:val="auto"/>
+                <w:color w:val="0000FF"/>
                 <w:kern w:val="0"/>
                 <w:sz w:val="24"/>
                 <w:highlight w:val="none"/>
@@ -734,7 +734,6 @@
           <w:tcPr>
             <w:tcW w:w="7184" w:type="dxa"/>
             <w:gridSpan w:val="6"/>
-            <w:vMerge w:val="restart"/>
             <w:noWrap/>
             <w:vAlign w:val="center"/>
           </w:tcPr>
@@ -779,170 +778,6 @@
                 <w:highlight w:val="none"/>
               </w:rPr>
               <w:t>）；</w:t>
-            </w:r>
-          </w:p>
-        </w:tc>
-        <w:tc>
-          <w:tcPr>
-            <w:tcW w:w="823" w:type="dxa"/>
-            <w:noWrap/>
-            <w:vAlign w:val="center"/>
-          </w:tcPr>
-          <w:p>
-            <w:pPr>
-              <w:autoSpaceDE w:val="0"/>
-              <w:autoSpaceDN w:val="0"/>
-              <w:adjustRightInd w:val="0"/>
-              <w:jc w:val="center"/>
-              <w:rPr>
-                <w:rFonts w:hint="eastAsia" w:ascii="仿宋_GB2312" w:eastAsia="仿宋_GB2312" w:cs="AdobeSongStd-Light"/>
-                <w:color w:val="auto"/>
-                <w:kern w:val="0"/>
-                <w:szCs w:val="21"/>
-                <w:highlight w:val="none"/>
-                <w:lang w:eastAsia="zh-CN"/>
-              </w:rPr>
-            </w:pPr>
-            <w:r>
-              <w:rPr>
-                <w:rFonts w:hint="eastAsia" w:ascii="仿宋_GB2312" w:eastAsia="仿宋_GB2312" w:cs="AdobeSongStd-Light"/>
-                <w:color w:val="auto"/>
-                <w:kern w:val="0"/>
-                <w:szCs w:val="21"/>
-                <w:highlight w:val="none"/>
-                <w:lang w:eastAsia="zh-CN"/>
-              </w:rPr>
-              <w:t>☑</w:t>
-            </w:r>
-          </w:p>
-        </w:tc>
-        <w:tc>
-          <w:tcPr>
-            <w:tcW w:w="942" w:type="dxa"/>
-            <w:noWrap/>
-            <w:vAlign w:val="center"/>
-          </w:tcPr>
-          <w:p>
-            <w:pPr>
-              <w:autoSpaceDE w:val="0"/>
-              <w:autoSpaceDN w:val="0"/>
-              <w:adjustRightInd w:val="0"/>
-              <w:jc w:val="center"/>
-              <w:rPr>
-                <w:rFonts w:ascii="仿宋_GB2312" w:eastAsia="仿宋_GB2312" w:cs="AdobeSongStd-Light"/>
-                <w:color w:val="auto"/>
-                <w:kern w:val="0"/>
-                <w:szCs w:val="21"/>
-                <w:highlight w:val="none"/>
-              </w:rPr>
-            </w:pPr>
-            <w:r>
-              <w:rPr>
-                <w:rFonts w:hint="eastAsia" w:ascii="仿宋_GB2312" w:eastAsia="仿宋_GB2312" w:cs="AdobeSongStd-Light"/>
-                <w:color w:val="auto"/>
-                <w:kern w:val="0"/>
-                <w:szCs w:val="21"/>
-                <w:highlight w:val="none"/>
-              </w:rPr>
-              <w:t>□</w:t>
-            </w:r>
-          </w:p>
-        </w:tc>
-      </w:tr>
-      <w:tr>
-        <w:tblPrEx>
-          <w:tblBorders>
-            <w:top w:val="single" w:color="auto" w:sz="4" w:space="0"/>
-            <w:left w:val="single" w:color="auto" w:sz="4" w:space="0"/>
-            <w:bottom w:val="single" w:color="auto" w:sz="4" w:space="0"/>
-            <w:right w:val="single" w:color="auto" w:sz="4" w:space="0"/>
-            <w:insideH w:val="single" w:color="auto" w:sz="4" w:space="0"/>
-            <w:insideV w:val="single" w:color="auto" w:sz="4" w:space="0"/>
-          </w:tblBorders>
-          <w:tblCellMar>
-            <w:top w:w="0" w:type="dxa"/>
-            <w:left w:w="108" w:type="dxa"/>
-            <w:bottom w:w="0" w:type="dxa"/>
-            <w:right w:w="108" w:type="dxa"/>
-          </w:tblCellMar>
-        </w:tblPrEx>
-        <w:trPr>
-          <w:trHeight w:val="638" w:hRule="atLeast"/>
-          <w:jc w:val="center"/>
-        </w:trPr>
-        <w:tc>
-          <w:tcPr>
-            <w:tcW w:w="710" w:type="dxa"/>
-            <w:vMerge w:val="continue"/>
-            <w:noWrap/>
-            <w:textDirection w:val="tbRlV"/>
-            <w:vAlign w:val="center"/>
-          </w:tcPr>
-          <w:p>
-            <w:pPr>
-              <w:autoSpaceDE w:val="0"/>
-              <w:autoSpaceDN w:val="0"/>
-              <w:adjustRightInd w:val="0"/>
-              <w:jc w:val="center"/>
-              <w:rPr>
-                <w:rFonts w:ascii="仿宋_GB2312" w:eastAsia="仿宋_GB2312" w:cs="AdobeSongStd-Light"/>
-                <w:color w:val="auto"/>
-                <w:kern w:val="0"/>
-                <w:sz w:val="24"/>
-                <w:highlight w:val="none"/>
-              </w:rPr>
-            </w:pPr>
-          </w:p>
-        </w:tc>
-        <w:tc>
-          <w:tcPr>
-            <w:tcW w:w="7184" w:type="dxa"/>
-            <w:gridSpan w:val="6"/>
-            <w:noWrap/>
-            <w:vAlign w:val="center"/>
-          </w:tcPr>
-          <w:p>
-            <w:pPr>
-              <w:autoSpaceDE w:val="0"/>
-              <w:autoSpaceDN w:val="0"/>
-              <w:adjustRightInd w:val="0"/>
-              <w:jc w:val="left"/>
-              <w:rPr>
-                <w:rFonts w:hint="eastAsia" w:ascii="仿宋_GB2312" w:hAnsi="仿宋" w:eastAsia="仿宋_GB2312"/>
-                <w:color w:val="auto"/>
-                <w:sz w:val="32"/>
-                <w:szCs w:val="32"/>
-                <w:highlight w:val="none"/>
-                <w:lang w:eastAsia="zh-CN"/>
-              </w:rPr>
-            </w:pPr>
-            <w:r>
-              <w:rPr>
-                <w:rFonts w:hint="eastAsia" w:ascii="仿宋_GB2312" w:hAnsi="仿宋" w:eastAsia="仿宋_GB2312" w:cs="宋体"/>
-                <w:color w:val="auto"/>
-                <w:szCs w:val="21"/>
-                <w:highlight w:val="none"/>
-                <w:lang w:val="en-US" w:eastAsia="zh-CN"/>
-              </w:rPr>
-              <w:t>2</w:t>
-            </w:r>
-            <w:r>
-              <w:rPr>
-                <w:rFonts w:ascii="仿宋_GB2312" w:hAnsi="仿宋" w:eastAsia="仿宋_GB2312" w:cs="宋体"/>
-                <w:color w:val="auto"/>
-                <w:szCs w:val="21"/>
-                <w:highlight w:val="none"/>
-              </w:rPr>
-              <w:t>.</w:t>
-            </w:r>
-            <w:r>
-              <w:rPr>
-                <w:rFonts w:hint="eastAsia" w:ascii="仿宋_GB2312" w:eastAsia="仿宋_GB2312"/>
-                <w:color w:val="auto"/>
-                <w:szCs w:val="21"/>
-                <w:highlight w:val="none"/>
-              </w:rPr>
-              <w:t>业绩证明资料（合同或中标通知书）</w:t>
             </w:r>
           </w:p>
         </w:tc>
@@ -1085,7 +920,7 @@
                 <w:highlight w:val="none"/>
                 <w:lang w:val="en-US" w:eastAsia="zh-CN"/>
               </w:rPr>
-              <w:t>3</w:t>
+              <w:t>2</w:t>
             </w:r>
             <w:r>
               <w:rPr>
@@ -2763,10 +2598,30 @@
     </w:p>
     <w:p>
       <w:pPr>
+        <w:rPr>
+          <w:rFonts w:hint="eastAsia" w:ascii="仿宋_GB2312" w:hAnsi="仿宋_GB2312" w:eastAsia="仿宋_GB2312" w:cs="仿宋_GB2312"/>
+          <w:color w:val="auto"/>
+          <w:szCs w:val="21"/>
+          <w:highlight w:val="none"/>
+        </w:rPr>
+      </w:pPr>
+    </w:p>
+    <w:p>
+      <w:pPr>
+        <w:rPr>
+          <w:rFonts w:hint="eastAsia" w:ascii="仿宋_GB2312" w:hAnsi="仿宋_GB2312" w:eastAsia="仿宋_GB2312" w:cs="仿宋_GB2312"/>
+          <w:color w:val="auto"/>
+          <w:szCs w:val="21"/>
+          <w:highlight w:val="none"/>
+        </w:rPr>
+      </w:pPr>
+    </w:p>
+    <w:p>
+      <w:pPr>
         <w:keepNext w:val="0"/>
         <w:keepLines w:val="0"/>
-        <w:pageBreakBefore w:val="0"/>
-        <w:widowControl/>
+        <w:pageBreakBefore/>
+        <w:widowControl w:val="0"/>
         <w:kinsoku/>
         <w:wordWrap/>
         <w:overflowPunct/>
@@ -2961,7 +2816,7 @@
               <w:rPr>
                 <w:rFonts w:hint="eastAsia" w:ascii="仿宋_GB2312" w:eastAsia="仿宋_GB2312" w:cs="AdobeSongStd-Light"/>
                 <w:b/>
-                <w:color w:val="auto"/>
+                <w:color w:val="0000FF"/>
                 <w:kern w:val="0"/>
                 <w:sz w:val="24"/>
                 <w:highlight w:val="none"/>
@@ -3033,7 +2888,7 @@
                 <w:rFonts w:hint="eastAsia" w:ascii="仿宋_GB2312" w:eastAsia="仿宋_GB2312" w:cs="AdobeSongStd-Light"/>
                 <w:b w:val="0"/>
                 <w:bCs/>
-                <w:color w:val="auto"/>
+                <w:color w:val="0000FF"/>
                 <w:kern w:val="0"/>
                 <w:sz w:val="24"/>
                 <w:highlight w:val="none"/>
@@ -3140,7 +2995,7 @@
               <w:rPr>
                 <w:rFonts w:hint="default" w:ascii="仿宋_GB2312" w:eastAsia="仿宋_GB2312" w:cs="AdobeSongStd-Light"/>
                 <w:b/>
-                <w:color w:val="auto"/>
+                <w:color w:val="0000FF"/>
                 <w:kern w:val="0"/>
                 <w:sz w:val="24"/>
                 <w:highlight w:val="none"/>
@@ -3150,7 +3005,7 @@
             <w:r>
               <w:rPr>
                 <w:rFonts w:hint="eastAsia" w:ascii="仿宋_GB2312" w:hAnsi="宋体" w:eastAsia="仿宋_GB2312" w:cs="宋体"/>
-                <w:color w:val="auto"/>
+                <w:color w:val="0000FF"/>
                 <w:kern w:val="0"/>
                 <w:sz w:val="24"/>
                 <w:highlight w:val="none"/>
@@ -3254,7 +3109,7 @@
               <w:jc w:val="center"/>
               <w:rPr>
                 <w:rFonts w:hint="default" w:ascii="仿宋_GB2312" w:hAnsi="宋体" w:eastAsia="仿宋_GB2312" w:cs="宋体"/>
-                <w:color w:val="auto"/>
+                <w:color w:val="0000FF"/>
                 <w:kern w:val="0"/>
                 <w:sz w:val="24"/>
                 <w:highlight w:val="none"/>
@@ -3264,7 +3119,7 @@
             <w:r>
               <w:rPr>
                 <w:rFonts w:hint="eastAsia" w:ascii="仿宋_GB2312" w:hAnsi="宋体" w:eastAsia="仿宋_GB2312" w:cs="宋体"/>
-                <w:color w:val="auto"/>
+                <w:color w:val="0000FF"/>
                 <w:kern w:val="0"/>
                 <w:sz w:val="24"/>
                 <w:highlight w:val="none"/>
@@ -3289,7 +3144,7 @@
               <w:jc w:val="center"/>
               <w:rPr>
                 <w:rFonts w:hint="default" w:ascii="仿宋_GB2312" w:hAnsi="宋体" w:eastAsia="仿宋_GB2312" w:cs="宋体"/>
-                <w:color w:val="auto"/>
+                <w:color w:val="0000FF"/>
                 <w:kern w:val="0"/>
                 <w:sz w:val="24"/>
                 <w:highlight w:val="none"/>
@@ -3299,7 +3154,7 @@
             <w:r>
               <w:rPr>
                 <w:rFonts w:hint="eastAsia" w:ascii="仿宋_GB2312" w:hAnsi="宋体" w:eastAsia="仿宋_GB2312" w:cs="宋体"/>
-                <w:color w:val="auto"/>
+                <w:color w:val="0000FF"/>
                 <w:kern w:val="0"/>
                 <w:sz w:val="24"/>
                 <w:highlight w:val="none"/>
@@ -3494,7 +3349,6 @@
           <w:tcPr>
             <w:tcW w:w="7184" w:type="dxa"/>
             <w:gridSpan w:val="6"/>
-            <w:vMerge w:val="restart"/>
             <w:noWrap/>
             <w:vAlign w:val="center"/>
           </w:tcPr>
@@ -3539,170 +3393,6 @@
                 <w:highlight w:val="none"/>
               </w:rPr>
               <w:t>）；</w:t>
-            </w:r>
-          </w:p>
-        </w:tc>
-        <w:tc>
-          <w:tcPr>
-            <w:tcW w:w="823" w:type="dxa"/>
-            <w:noWrap/>
-            <w:vAlign w:val="center"/>
-          </w:tcPr>
-          <w:p>
-            <w:pPr>
-              <w:autoSpaceDE w:val="0"/>
-              <w:autoSpaceDN w:val="0"/>
-              <w:adjustRightInd w:val="0"/>
-              <w:jc w:val="center"/>
-              <w:rPr>
-                <w:rFonts w:hint="eastAsia" w:ascii="仿宋_GB2312" w:eastAsia="仿宋_GB2312" w:cs="AdobeSongStd-Light"/>
-                <w:color w:val="auto"/>
-                <w:kern w:val="0"/>
-                <w:szCs w:val="21"/>
-                <w:highlight w:val="none"/>
-                <w:lang w:eastAsia="zh-CN"/>
-              </w:rPr>
-            </w:pPr>
-            <w:r>
-              <w:rPr>
-                <w:rFonts w:hint="eastAsia" w:ascii="仿宋_GB2312" w:eastAsia="仿宋_GB2312" w:cs="AdobeSongStd-Light"/>
-                <w:color w:val="auto"/>
-                <w:kern w:val="0"/>
-                <w:szCs w:val="21"/>
-                <w:highlight w:val="none"/>
-                <w:lang w:eastAsia="zh-CN"/>
-              </w:rPr>
-              <w:t>☑</w:t>
-            </w:r>
-          </w:p>
-        </w:tc>
-        <w:tc>
-          <w:tcPr>
-            <w:tcW w:w="942" w:type="dxa"/>
-            <w:noWrap/>
-            <w:vAlign w:val="center"/>
-          </w:tcPr>
-          <w:p>
-            <w:pPr>
-              <w:autoSpaceDE w:val="0"/>
-              <w:autoSpaceDN w:val="0"/>
-              <w:adjustRightInd w:val="0"/>
-              <w:jc w:val="center"/>
-              <w:rPr>
-                <w:rFonts w:ascii="仿宋_GB2312" w:eastAsia="仿宋_GB2312" w:cs="AdobeSongStd-Light"/>
-                <w:color w:val="auto"/>
-                <w:kern w:val="0"/>
-                <w:szCs w:val="21"/>
-                <w:highlight w:val="none"/>
-              </w:rPr>
-            </w:pPr>
-            <w:r>
-              <w:rPr>
-                <w:rFonts w:hint="eastAsia" w:ascii="仿宋_GB2312" w:eastAsia="仿宋_GB2312" w:cs="AdobeSongStd-Light"/>
-                <w:color w:val="auto"/>
-                <w:kern w:val="0"/>
-                <w:szCs w:val="21"/>
-                <w:highlight w:val="none"/>
-              </w:rPr>
-              <w:t>□</w:t>
-            </w:r>
-          </w:p>
-        </w:tc>
-      </w:tr>
-      <w:tr>
-        <w:tblPrEx>
-          <w:tblBorders>
-            <w:top w:val="single" w:color="auto" w:sz="4" w:space="0"/>
-            <w:left w:val="single" w:color="auto" w:sz="4" w:space="0"/>
-            <w:bottom w:val="single" w:color="auto" w:sz="4" w:space="0"/>
-            <w:right w:val="single" w:color="auto" w:sz="4" w:space="0"/>
-            <w:insideH w:val="single" w:color="auto" w:sz="4" w:space="0"/>
-            <w:insideV w:val="single" w:color="auto" w:sz="4" w:space="0"/>
-          </w:tblBorders>
-          <w:tblCellMar>
-            <w:top w:w="0" w:type="dxa"/>
-            <w:left w:w="108" w:type="dxa"/>
-            <w:bottom w:w="0" w:type="dxa"/>
-            <w:right w:w="108" w:type="dxa"/>
-          </w:tblCellMar>
-        </w:tblPrEx>
-        <w:trPr>
-          <w:trHeight w:val="638" w:hRule="atLeast"/>
-          <w:jc w:val="center"/>
-        </w:trPr>
-        <w:tc>
-          <w:tcPr>
-            <w:tcW w:w="710" w:type="dxa"/>
-            <w:vMerge w:val="continue"/>
-            <w:noWrap/>
-            <w:textDirection w:val="tbRlV"/>
-            <w:vAlign w:val="center"/>
-          </w:tcPr>
-          <w:p>
-            <w:pPr>
-              <w:autoSpaceDE w:val="0"/>
-              <w:autoSpaceDN w:val="0"/>
-              <w:adjustRightInd w:val="0"/>
-              <w:jc w:val="center"/>
-              <w:rPr>
-                <w:rFonts w:ascii="仿宋_GB2312" w:eastAsia="仿宋_GB2312" w:cs="AdobeSongStd-Light"/>
-                <w:color w:val="auto"/>
-                <w:kern w:val="0"/>
-                <w:sz w:val="24"/>
-                <w:highlight w:val="none"/>
-              </w:rPr>
-            </w:pPr>
-          </w:p>
-        </w:tc>
-        <w:tc>
-          <w:tcPr>
-            <w:tcW w:w="7184" w:type="dxa"/>
-            <w:gridSpan w:val="6"/>
-            <w:noWrap/>
-            <w:vAlign w:val="center"/>
-          </w:tcPr>
-          <w:p>
-            <w:pPr>
-              <w:autoSpaceDE w:val="0"/>
-              <w:autoSpaceDN w:val="0"/>
-              <w:adjustRightInd w:val="0"/>
-              <w:jc w:val="left"/>
-              <w:rPr>
-                <w:rFonts w:hint="eastAsia" w:ascii="仿宋_GB2312" w:hAnsi="仿宋" w:eastAsia="仿宋_GB2312"/>
-                <w:color w:val="auto"/>
-                <w:sz w:val="32"/>
-                <w:szCs w:val="32"/>
-                <w:highlight w:val="none"/>
-                <w:lang w:eastAsia="zh-CN"/>
-              </w:rPr>
-            </w:pPr>
-            <w:r>
-              <w:rPr>
-                <w:rFonts w:hint="eastAsia" w:ascii="仿宋_GB2312" w:hAnsi="仿宋" w:eastAsia="仿宋_GB2312" w:cs="宋体"/>
-                <w:color w:val="auto"/>
-                <w:szCs w:val="21"/>
-                <w:highlight w:val="none"/>
-                <w:lang w:val="en-US" w:eastAsia="zh-CN"/>
-              </w:rPr>
-              <w:t>2</w:t>
-            </w:r>
-            <w:r>
-              <w:rPr>
-                <w:rFonts w:ascii="仿宋_GB2312" w:hAnsi="仿宋" w:eastAsia="仿宋_GB2312" w:cs="宋体"/>
-                <w:color w:val="auto"/>
-                <w:szCs w:val="21"/>
-                <w:highlight w:val="none"/>
-              </w:rPr>
-              <w:t>.</w:t>
-            </w:r>
-            <w:r>
-              <w:rPr>
-                <w:rFonts w:hint="eastAsia" w:ascii="仿宋_GB2312" w:eastAsia="仿宋_GB2312"/>
-                <w:color w:val="auto"/>
-                <w:szCs w:val="21"/>
-                <w:highlight w:val="none"/>
-              </w:rPr>
-              <w:t>业绩证明资料（合同或中标通知书）</w:t>
             </w:r>
           </w:p>
         </w:tc>
@@ -3845,7 +3535,7 @@
                 <w:highlight w:val="none"/>
                 <w:lang w:val="en-US" w:eastAsia="zh-CN"/>
               </w:rPr>
-              <w:t>3</w:t>
+              <w:t>2</w:t>
             </w:r>
             <w:r>
               <w:rPr>
@@ -5425,10 +5115,30 @@
     </w:p>
     <w:p>
       <w:pPr>
+        <w:rPr>
+          <w:rFonts w:hint="eastAsia" w:ascii="仿宋_GB2312" w:hAnsi="仿宋_GB2312" w:eastAsia="仿宋_GB2312" w:cs="仿宋_GB2312"/>
+          <w:color w:val="auto"/>
+          <w:szCs w:val="21"/>
+          <w:highlight w:val="none"/>
+        </w:rPr>
+      </w:pPr>
+    </w:p>
+    <w:p>
+      <w:pPr>
+        <w:rPr>
+          <w:rFonts w:hint="eastAsia" w:ascii="仿宋_GB2312" w:hAnsi="仿宋_GB2312" w:eastAsia="仿宋_GB2312" w:cs="仿宋_GB2312"/>
+          <w:color w:val="auto"/>
+          <w:szCs w:val="21"/>
+          <w:highlight w:val="none"/>
+        </w:rPr>
+      </w:pPr>
+    </w:p>
+    <w:p>
+      <w:pPr>
         <w:keepNext w:val="0"/>
         <w:keepLines w:val="0"/>
-        <w:pageBreakBefore w:val="0"/>
-        <w:widowControl/>
+        <w:pageBreakBefore/>
+        <w:widowControl w:val="0"/>
         <w:kinsoku/>
         <w:wordWrap/>
         <w:overflowPunct/>
@@ -5452,6 +5162,7 @@
           <w:lang w:val="en-US" w:eastAsia="zh-CN"/>
         </w:rPr>
       </w:pPr>
+      <w:bookmarkStart w:id="0" w:name="_GoBack"/>
       <w:r>
         <w:rPr>
           <w:rFonts w:hint="eastAsia" w:ascii="方正小标宋简体" w:hAnsi="方正小标宋简体" w:eastAsia="方正小标宋简体" w:cs="方正小标宋简体"/>
@@ -5465,6 +5176,7 @@
         </w:rPr>
         <w:t>广州自来水专业建安有限公司</w:t>
       </w:r>
+      <w:bookmarkEnd w:id="0"/>
     </w:p>
     <w:p>
       <w:pPr>
@@ -5623,7 +5335,7 @@
               <w:rPr>
                 <w:rFonts w:hint="eastAsia" w:ascii="仿宋_GB2312" w:eastAsia="仿宋_GB2312" w:cs="AdobeSongStd-Light"/>
                 <w:b/>
-                <w:color w:val="auto"/>
+                <w:color w:val="0000FF"/>
                 <w:kern w:val="0"/>
                 <w:sz w:val="24"/>
                 <w:highlight w:val="none"/>
@@ -5684,20 +5396,18 @@
               <w:rPr>
                 <w:rFonts w:ascii="仿宋_GB2312" w:eastAsia="仿宋_GB2312" w:cs="AdobeSongStd-Light"/>
                 <w:b/>
-                <w:color w:val="auto"/>
-                <w:kern w:val="0"/>
-                <w:sz w:val="24"/>
-                <w:highlight w:val="none"/>
-              </w:rPr>
-            </w:pPr>
-            <w:bookmarkStart w:id="0" w:name="_GoBack"/>
-            <w:bookmarkEnd w:id="0"/>
+                <w:color w:val="0000FF"/>
+                <w:kern w:val="0"/>
+                <w:sz w:val="24"/>
+                <w:highlight w:val="none"/>
+              </w:rPr>
+            </w:pPr>
             <w:r>
               <w:rPr>
                 <w:rFonts w:hint="eastAsia" w:ascii="仿宋_GB2312" w:eastAsia="仿宋_GB2312" w:cs="AdobeSongStd-Light"/>
                 <w:b w:val="0"/>
                 <w:bCs/>
-                <w:color w:val="auto"/>
+                <w:color w:val="0000FF"/>
                 <w:kern w:val="0"/>
                 <w:sz w:val="24"/>
                 <w:highlight w:val="none"/>
@@ -5804,7 +5514,7 @@
               <w:rPr>
                 <w:rFonts w:hint="default" w:ascii="仿宋_GB2312" w:eastAsia="仿宋_GB2312" w:cs="AdobeSongStd-Light"/>
                 <w:b/>
-                <w:color w:val="auto"/>
+                <w:color w:val="0000FF"/>
                 <w:kern w:val="0"/>
                 <w:sz w:val="24"/>
                 <w:highlight w:val="none"/>
@@ -5814,7 +5524,7 @@
             <w:r>
               <w:rPr>
                 <w:rFonts w:hint="eastAsia" w:ascii="仿宋_GB2312" w:hAnsi="宋体" w:eastAsia="仿宋_GB2312" w:cs="宋体"/>
-                <w:color w:val="auto"/>
+                <w:color w:val="0000FF"/>
                 <w:kern w:val="0"/>
                 <w:sz w:val="24"/>
                 <w:highlight w:val="none"/>
@@ -5918,7 +5628,7 @@
               <w:jc w:val="center"/>
               <w:rPr>
                 <w:rFonts w:hint="default" w:ascii="仿宋_GB2312" w:hAnsi="宋体" w:eastAsia="仿宋_GB2312" w:cs="宋体"/>
-                <w:color w:val="auto"/>
+                <w:color w:val="0000FF"/>
                 <w:kern w:val="0"/>
                 <w:sz w:val="24"/>
                 <w:highlight w:val="none"/>
@@ -5928,7 +5638,7 @@
             <w:r>
               <w:rPr>
                 <w:rFonts w:hint="eastAsia" w:ascii="仿宋_GB2312" w:hAnsi="宋体" w:eastAsia="仿宋_GB2312" w:cs="宋体"/>
-                <w:color w:val="auto"/>
+                <w:color w:val="0000FF"/>
                 <w:kern w:val="0"/>
                 <w:sz w:val="24"/>
                 <w:highlight w:val="none"/>
@@ -5953,7 +5663,7 @@
               <w:jc w:val="center"/>
               <w:rPr>
                 <w:rFonts w:hint="default" w:ascii="仿宋_GB2312" w:hAnsi="宋体" w:eastAsia="仿宋_GB2312" w:cs="宋体"/>
-                <w:color w:val="auto"/>
+                <w:color w:val="0000FF"/>
                 <w:kern w:val="0"/>
                 <w:sz w:val="24"/>
                 <w:highlight w:val="none"/>
@@ -5963,7 +5673,7 @@
             <w:r>
               <w:rPr>
                 <w:rFonts w:hint="eastAsia" w:ascii="仿宋_GB2312" w:hAnsi="宋体" w:eastAsia="仿宋_GB2312" w:cs="宋体"/>
-                <w:color w:val="auto"/>
+                <w:color w:val="0000FF"/>
                 <w:kern w:val="0"/>
                 <w:sz w:val="24"/>
                 <w:highlight w:val="none"/>
@@ -6158,7 +5868,6 @@
           <w:tcPr>
             <w:tcW w:w="7184" w:type="dxa"/>
             <w:gridSpan w:val="6"/>
-            <w:vMerge w:val="restart"/>
             <w:noWrap/>
             <w:vAlign w:val="center"/>
           </w:tcPr>
@@ -6203,170 +5912,6 @@
                 <w:highlight w:val="none"/>
               </w:rPr>
               <w:t>）；</w:t>
-            </w:r>
-          </w:p>
-        </w:tc>
-        <w:tc>
-          <w:tcPr>
-            <w:tcW w:w="823" w:type="dxa"/>
-            <w:noWrap/>
-            <w:vAlign w:val="center"/>
-          </w:tcPr>
-          <w:p>
-            <w:pPr>
-              <w:autoSpaceDE w:val="0"/>
-              <w:autoSpaceDN w:val="0"/>
-              <w:adjustRightInd w:val="0"/>
-              <w:jc w:val="center"/>
-              <w:rPr>
-                <w:rFonts w:hint="eastAsia" w:ascii="仿宋_GB2312" w:eastAsia="仿宋_GB2312" w:cs="AdobeSongStd-Light"/>
-                <w:color w:val="auto"/>
-                <w:kern w:val="0"/>
-                <w:szCs w:val="21"/>
-                <w:highlight w:val="none"/>
-                <w:lang w:eastAsia="zh-CN"/>
-              </w:rPr>
-            </w:pPr>
-            <w:r>
-              <w:rPr>
-                <w:rFonts w:hint="eastAsia" w:ascii="仿宋_GB2312" w:eastAsia="仿宋_GB2312" w:cs="AdobeSongStd-Light"/>
-                <w:color w:val="auto"/>
-                <w:kern w:val="0"/>
-                <w:szCs w:val="21"/>
-                <w:highlight w:val="none"/>
-                <w:lang w:eastAsia="zh-CN"/>
-              </w:rPr>
-              <w:t>☑</w:t>
-            </w:r>
-          </w:p>
-        </w:tc>
-        <w:tc>
-          <w:tcPr>
-            <w:tcW w:w="942" w:type="dxa"/>
-            <w:noWrap/>
-            <w:vAlign w:val="center"/>
-          </w:tcPr>
-          <w:p>
-            <w:pPr>
-              <w:autoSpaceDE w:val="0"/>
-              <w:autoSpaceDN w:val="0"/>
-              <w:adjustRightInd w:val="0"/>
-              <w:jc w:val="center"/>
-              <w:rPr>
-                <w:rFonts w:ascii="仿宋_GB2312" w:eastAsia="仿宋_GB2312" w:cs="AdobeSongStd-Light"/>
-                <w:color w:val="auto"/>
-                <w:kern w:val="0"/>
-                <w:szCs w:val="21"/>
-                <w:highlight w:val="none"/>
-              </w:rPr>
-            </w:pPr>
-            <w:r>
-              <w:rPr>
-                <w:rFonts w:hint="eastAsia" w:ascii="仿宋_GB2312" w:eastAsia="仿宋_GB2312" w:cs="AdobeSongStd-Light"/>
-                <w:color w:val="auto"/>
-                <w:kern w:val="0"/>
-                <w:szCs w:val="21"/>
-                <w:highlight w:val="none"/>
-              </w:rPr>
-              <w:t>□</w:t>
-            </w:r>
-          </w:p>
-        </w:tc>
-      </w:tr>
-      <w:tr>
-        <w:tblPrEx>
-          <w:tblBorders>
-            <w:top w:val="single" w:color="auto" w:sz="4" w:space="0"/>
-            <w:left w:val="single" w:color="auto" w:sz="4" w:space="0"/>
-            <w:bottom w:val="single" w:color="auto" w:sz="4" w:space="0"/>
-            <w:right w:val="single" w:color="auto" w:sz="4" w:space="0"/>
-            <w:insideH w:val="single" w:color="auto" w:sz="4" w:space="0"/>
-            <w:insideV w:val="single" w:color="auto" w:sz="4" w:space="0"/>
-          </w:tblBorders>
-          <w:tblCellMar>
-            <w:top w:w="0" w:type="dxa"/>
-            <w:left w:w="108" w:type="dxa"/>
-            <w:bottom w:w="0" w:type="dxa"/>
-            <w:right w:w="108" w:type="dxa"/>
-          </w:tblCellMar>
-        </w:tblPrEx>
-        <w:trPr>
-          <w:trHeight w:val="638" w:hRule="atLeast"/>
-          <w:jc w:val="center"/>
-        </w:trPr>
-        <w:tc>
-          <w:tcPr>
-            <w:tcW w:w="710" w:type="dxa"/>
-            <w:vMerge w:val="continue"/>
-            <w:noWrap/>
-            <w:textDirection w:val="tbRlV"/>
-            <w:vAlign w:val="center"/>
-          </w:tcPr>
-          <w:p>
-            <w:pPr>
-              <w:autoSpaceDE w:val="0"/>
-              <w:autoSpaceDN w:val="0"/>
-              <w:adjustRightInd w:val="0"/>
-              <w:jc w:val="center"/>
-              <w:rPr>
-                <w:rFonts w:ascii="仿宋_GB2312" w:eastAsia="仿宋_GB2312" w:cs="AdobeSongStd-Light"/>
-                <w:color w:val="auto"/>
-                <w:kern w:val="0"/>
-                <w:sz w:val="24"/>
-                <w:highlight w:val="none"/>
-              </w:rPr>
-            </w:pPr>
-          </w:p>
-        </w:tc>
-        <w:tc>
-          <w:tcPr>
-            <w:tcW w:w="7184" w:type="dxa"/>
-            <w:gridSpan w:val="6"/>
-            <w:noWrap/>
-            <w:vAlign w:val="center"/>
-          </w:tcPr>
-          <w:p>
-            <w:pPr>
-              <w:autoSpaceDE w:val="0"/>
-              <w:autoSpaceDN w:val="0"/>
-              <w:adjustRightInd w:val="0"/>
-              <w:jc w:val="left"/>
-              <w:rPr>
-                <w:rFonts w:hint="eastAsia" w:ascii="仿宋_GB2312" w:hAnsi="仿宋" w:eastAsia="仿宋_GB2312"/>
-                <w:color w:val="auto"/>
-                <w:sz w:val="32"/>
-                <w:szCs w:val="32"/>
-                <w:highlight w:val="none"/>
-                <w:lang w:eastAsia="zh-CN"/>
-              </w:rPr>
-            </w:pPr>
-            <w:r>
-              <w:rPr>
-                <w:rFonts w:hint="eastAsia" w:ascii="仿宋_GB2312" w:hAnsi="仿宋" w:eastAsia="仿宋_GB2312" w:cs="宋体"/>
-                <w:color w:val="auto"/>
-                <w:szCs w:val="21"/>
-                <w:highlight w:val="none"/>
-                <w:lang w:val="en-US" w:eastAsia="zh-CN"/>
-              </w:rPr>
-              <w:t>2</w:t>
-            </w:r>
-            <w:r>
-              <w:rPr>
-                <w:rFonts w:ascii="仿宋_GB2312" w:hAnsi="仿宋" w:eastAsia="仿宋_GB2312" w:cs="宋体"/>
-                <w:color w:val="auto"/>
-                <w:szCs w:val="21"/>
-                <w:highlight w:val="none"/>
-              </w:rPr>
-              <w:t>.</w:t>
-            </w:r>
-            <w:r>
-              <w:rPr>
-                <w:rFonts w:hint="eastAsia" w:ascii="仿宋_GB2312" w:eastAsia="仿宋_GB2312"/>
-                <w:color w:val="auto"/>
-                <w:szCs w:val="21"/>
-                <w:highlight w:val="none"/>
-              </w:rPr>
-              <w:t>业绩证明资料（合同或中标通知书）</w:t>
             </w:r>
           </w:p>
         </w:tc>
@@ -6509,7 +6054,7 @@
                 <w:highlight w:val="none"/>
                 <w:lang w:val="en-US" w:eastAsia="zh-CN"/>
               </w:rPr>
-              <w:t>3</w:t>
+              <w:t>2</w:t>
             </w:r>
             <w:r>
               <w:rPr>
@@ -8233,7 +7778,7 @@
     <w:lsdException w:qFormat="1" w:unhideWhenUsed="0" w:uiPriority="0" w:semiHidden="0" w:name="Title"/>
     <w:lsdException w:unhideWhenUsed="0" w:uiPriority="0" w:semiHidden="0" w:name="Closing"/>
     <w:lsdException w:unhideWhenUsed="0" w:uiPriority="0" w:semiHidden="0" w:name="Signature"/>
-    <w:lsdException w:unhideWhenUsed="0" w:uiPriority="0" w:name="Default Paragraph Font"/>
+    <w:lsdException w:qFormat="1" w:unhideWhenUsed="0" w:uiPriority="0" w:name="Default Paragraph Font"/>
     <w:lsdException w:unhideWhenUsed="0" w:uiPriority="0" w:semiHidden="0" w:name="Body Text"/>
     <w:lsdException w:unhideWhenUsed="0" w:uiPriority="0" w:semiHidden="0" w:name="Body Text Indent"/>
     <w:lsdException w:unhideWhenUsed="0" w:uiPriority="0" w:semiHidden="0" w:name="List Continue"/>
@@ -8436,6 +7981,7 @@
   <w:style w:type="character" w:default="1" w:styleId="4">
     <w:name w:val="Default Paragraph Font"/>
     <w:semiHidden/>
+    <w:qFormat/>
     <w:uiPriority w:val="0"/>
   </w:style>
   <w:style w:type="table" w:default="1" w:styleId="3">
